--- a/swh/docx/004.content.docx
+++ b/swh/docx/004.content.docx
@@ -218,18 +218,12 @@
         </w:rPr>
         <w:t xml:space="preserve"> alikuwa </w:t>
       </w:r>
-      <w:hyperlink r:id="rId13">
-        <w:r>
-          <w:rPr>
-            <w:lang w:val="sw_KE" w:bidi="sw_KE"/>
-          </w:rPr>
-          <w:rPr>
-            <w:color w:val="0000EE"/>
-            <w:u w:val="single"/>
-          </w:rPr>
-          <w:t>nabii</w:t>
-        </w:r>
-      </w:hyperlink>
+      <w:r>
+        <w:rPr>
+          <w:lang w:val="sw_KE" w:bidi="sw_KE"/>
+        </w:rPr>
+        <w:t>nabii</w:t>
+      </w:r>
       <w:r>
         <w:rPr>
           <w:lang w:val="sw_KE" w:bidi="sw_KE"/>
@@ -250,18 +244,12 @@
         </w:rPr>
         <w:t xml:space="preserve">Eliya aliishi wakati ambao </w:t>
       </w:r>
-      <w:hyperlink r:id="rId14">
-        <w:r>
-          <w:rPr>
-            <w:lang w:val="sw_KE" w:bidi="sw_KE"/>
-          </w:rPr>
-          <w:rPr>
-            <w:color w:val="0000EE"/>
-            <w:u w:val="single"/>
-          </w:rPr>
-          <w:t>Israeli</w:t>
-        </w:r>
-      </w:hyperlink>
+      <w:r>
+        <w:rPr>
+          <w:lang w:val="sw_KE" w:bidi="sw_KE"/>
+        </w:rPr>
+        <w:t>Israeli</w:t>
+      </w:r>
       <w:r>
         <w:rPr>
           <w:lang w:val="sw_KE" w:bidi="sw_KE"/>
@@ -270,65 +258,47 @@
       </w:r>
       <w:r>
         <w:rPr>
+          <w:lang w:val="sw_KE" w:bidi="sw_KE"/>
+        </w:rPr>
+        <w:t>wafalme</w:t>
+      </w:r>
+      <w:r>
+        <w:rPr>
+          <w:lang w:val="sw_KE" w:bidi="sw_KE"/>
+        </w:rPr>
+        <w:t xml:space="preserve"> ambao hawakumtii Mungu, na wafalme hawa walikuwa wamewaongoza watu wa Israeli mbali na Mungu. Watu walikuwa wameanza kuabudu </w:t>
+      </w:r>
+      <w:r>
+        <w:rPr>
+          <w:lang w:val="sw_KE" w:bidi="sw_KE"/>
+        </w:rPr>
+        <w:t>miungu</w:t>
+      </w:r>
+      <w:r>
+        <w:rPr>
+          <w:lang w:val="sw_KE" w:bidi="sw_KE"/>
+        </w:rPr>
+        <w:t xml:space="preserve"> ya </w:t>
+      </w:r>
+      <w:r>
+        <w:rPr>
+          <w:lang w:val="sw_KE" w:bidi="sw_KE"/>
+        </w:rPr>
+        <w:t>uongo</w:t>
+      </w:r>
+      <w:r>
+        <w:rPr>
+          <w:lang w:val="sw_KE" w:bidi="sw_KE"/>
+        </w:rPr>
+        <w:t xml:space="preserve">, hasa mungu anayeitwa Baali. Watu walifikiri kwamba Baali huyu alikuwa anahusika katika kuwapa watu mvua. Kwa hivyo Eliya alimwambia mfalme wa Israeli kwamba mvua haingekuwa tena katika Israeli kwa muda mrefu kama alivyosema! Na kwa kweli mvua haikunyesha kwa miaka mitatu, na kwa sababu hiyo njaa ilienea nchi nzima. Baada ya hapo, Eliya aliomba na Mungu akatuma mvua tena. Hii iliwafundisha watu kwamba </w:t>
+      </w:r>
+      <w:r>
+        <w:rPr>
           <w:b/>
           <w:lang w:val="sw_KE" w:bidi="sw_KE"/>
         </w:rPr>
-        <w:t>wafalme</w:t>
-      </w:r>
-      <w:r>
-        <w:rPr>
-          <w:lang w:val="sw_KE" w:bidi="sw_KE"/>
-        </w:rPr>
-        <w:t xml:space="preserve"> ambao hawakumtii Mungu, na wafalme hawa walikuwa wamewaongoza watu wa Israeli mbali na Mungu. Watu walikuwa wameanza kuabudu </w:t>
-      </w:r>
-      <w:hyperlink r:id="rId15">
-        <w:r>
-          <w:rPr>
-            <w:lang w:val="sw_KE" w:bidi="sw_KE"/>
-          </w:rPr>
-          <w:rPr>
-            <w:color w:val="0000EE"/>
-            <w:u w:val="single"/>
-          </w:rPr>
-          <w:t>miungu</w:t>
-        </w:r>
-      </w:hyperlink>
-      <w:r>
-        <w:rPr>
-          <w:lang w:val="sw_KE" w:bidi="sw_KE"/>
-        </w:rPr>
-        <w:t xml:space="preserve"> ya </w:t>
-      </w:r>
-      <w:hyperlink r:id="rId16">
-        <w:r>
-          <w:rPr>
-            <w:lang w:val="sw_KE" w:bidi="sw_KE"/>
-          </w:rPr>
-          <w:rPr>
-            <w:color w:val="0000EE"/>
-            <w:u w:val="single"/>
-          </w:rPr>
-          <w:t>uongo</w:t>
-        </w:r>
-      </w:hyperlink>
-      <w:r>
-        <w:rPr>
-          <w:lang w:val="sw_KE" w:bidi="sw_KE"/>
-        </w:rPr>
-        <w:t xml:space="preserve">, hasa mungu anayeitwa Baali. Watu walifikiri kwamba Baali huyu alikuwa anahusika katika kuwapa watu mvua. Kwa hivyo Eliya alimwambia mfalme wa Israeli kwamba mvua haingekuwa tena katika Israeli kwa muda mrefu kama alivyosema! Na kwa kweli mvua haikunyesha kwa miaka mitatu, na kwa sababu hiyo njaa ilienea nchi nzima. Baada ya hapo, Eliya aliomba na Mungu akatuma mvua tena. Hii iliwafundisha watu kwamba </w:t>
-      </w:r>
-      <w:hyperlink r:id="rId17">
-        <w:r>
-          <w:rPr>
-            <w:lang w:val="sw_KE" w:bidi="sw_KE"/>
-          </w:rPr>
-          <w:rPr>
-            <w:color w:val="0000EE"/>
-            <w:u w:val="single"/>
-          </w:rPr>
-          <w:t>Mungu</w:t>
-        </w:r>
-      </w:hyperlink>
+        <w:t>Mungu</w:t>
+      </w:r>
       <w:r>
         <w:rPr>
           <w:lang w:val="sw_KE" w:bidi="sw_KE"/>
@@ -363,36 +333,24 @@
         </w:rPr>
         <w:t xml:space="preserve">Mwishoni mwa maisha yake, Eliya alitenganisha maji ya </w:t>
       </w:r>
-      <w:hyperlink r:id="rId18">
-        <w:r>
-          <w:rPr>
-            <w:lang w:val="sw_KE" w:bidi="sw_KE"/>
-          </w:rPr>
-          <w:rPr>
-            <w:color w:val="0000EE"/>
-            <w:u w:val="single"/>
-          </w:rPr>
-          <w:t>Mto Yordani</w:t>
-        </w:r>
-      </w:hyperlink>
+      <w:r>
+        <w:rPr>
+          <w:lang w:val="sw_KE" w:bidi="sw_KE"/>
+        </w:rPr>
+        <w:t>Mto Yordani</w:t>
+      </w:r>
       <w:r>
         <w:rPr>
           <w:lang w:val="sw_KE" w:bidi="sw_KE"/>
         </w:rPr>
         <w:t xml:space="preserve"> kwa </w:t>
       </w:r>
-      <w:hyperlink r:id="rId19">
-        <w:r>
-          <w:rPr>
-            <w:lang w:val="sw_KE" w:bidi="sw_KE"/>
-          </w:rPr>
-          <w:rPr>
-            <w:color w:val="0000EE"/>
-            <w:u w:val="single"/>
-          </w:rPr>
-          <w:t>nguo</w:t>
-        </w:r>
-      </w:hyperlink>
+      <w:r>
+        <w:rPr>
+          <w:lang w:val="sw_KE" w:bidi="sw_KE"/>
+        </w:rPr>
+        <w:t>nguo</w:t>
+      </w:r>
       <w:r>
         <w:rPr>
           <w:lang w:val="sw_KE" w:bidi="sw_KE"/>
@@ -401,7 +359,6 @@
       </w:r>
       <w:r>
         <w:rPr>
-          <w:b/>
           <w:lang w:val="sw_KE" w:bidi="sw_KE"/>
         </w:rPr>
         <w:t>Muujiza</w:t>
@@ -426,18 +383,12 @@
         </w:rPr>
         <w:t xml:space="preserve">Eliya hakufa kama watu wengine. Mungu alimchukua Eliya hadi </w:t>
       </w:r>
-      <w:hyperlink r:id="rId20">
-        <w:r>
-          <w:rPr>
-            <w:lang w:val="sw_KE" w:bidi="sw_KE"/>
-          </w:rPr>
-          <w:rPr>
-            <w:color w:val="0000EE"/>
-            <w:u w:val="single"/>
-          </w:rPr>
-          <w:t>mbinguni</w:t>
-        </w:r>
-      </w:hyperlink>
+      <w:r>
+        <w:rPr>
+          <w:lang w:val="sw_KE" w:bidi="sw_KE"/>
+        </w:rPr>
+        <w:t>mbinguni</w:t>
+      </w:r>
       <w:r>
         <w:rPr>
           <w:lang w:val="sw_KE" w:bidi="sw_KE"/>
@@ -460,7 +411,6 @@
       </w:r>
       <w:r>
         <w:rPr>
-          <w:b/>
           <w:lang w:val="sw_KE" w:bidi="sw_KE"/>
         </w:rPr>
         <w:t>watubu</w:t>
@@ -473,7 +423,6 @@
       </w:r>
       <w:r>
         <w:rPr>
-          <w:b/>
           <w:lang w:val="sw_KE" w:bidi="sw_KE"/>
         </w:rPr>
         <w:t>wanafunzi</w:t>
@@ -486,7 +435,6 @@
       </w:r>
       <w:r>
         <w:rPr>
-          <w:b/>
           <w:lang w:val="sw_KE" w:bidi="sw_KE"/>
         </w:rPr>
         <w:t>mbatizaji</w:t>
@@ -547,7 +495,6 @@
       </w:r>
       <w:r>
         <w:rPr>
-          <w:b/>
           <w:lang w:val="sw_KE" w:bidi="sw_KE"/>
         </w:rPr>
         <w:t>Yohana Mbatizaji</w:t>
@@ -558,54 +505,36 @@
         </w:rPr>
         <w:t xml:space="preserve">. Mume wa Elizabeti alikuwa Zekaria. Zekaria alikuwa </w:t>
       </w:r>
-      <w:hyperlink r:id="rId21">
-        <w:r>
-          <w:rPr>
-            <w:lang w:val="sw_KE" w:bidi="sw_KE"/>
-          </w:rPr>
-          <w:rPr>
-            <w:color w:val="0000EE"/>
-            <w:u w:val="single"/>
-          </w:rPr>
-          <w:t>kuhani</w:t>
-        </w:r>
-      </w:hyperlink>
+      <w:r>
+        <w:rPr>
+          <w:lang w:val="sw_KE" w:bidi="sw_KE"/>
+        </w:rPr>
+        <w:t>kuhani</w:t>
+      </w:r>
       <w:r>
         <w:rPr>
           <w:lang w:val="sw_KE" w:bidi="sw_KE"/>
         </w:rPr>
         <w:t xml:space="preserve"> na alimtumikia Mungu katika </w:t>
       </w:r>
-      <w:hyperlink r:id="rId22">
-        <w:r>
-          <w:rPr>
-            <w:lang w:val="sw_KE" w:bidi="sw_KE"/>
-          </w:rPr>
-          <w:rPr>
-            <w:color w:val="0000EE"/>
-            <w:u w:val="single"/>
-          </w:rPr>
-          <w:t>hekalu</w:t>
-        </w:r>
-      </w:hyperlink>
+      <w:r>
+        <w:rPr>
+          <w:lang w:val="sw_KE" w:bidi="sw_KE"/>
+        </w:rPr>
+        <w:t>hekalu</w:t>
+      </w:r>
       <w:r>
         <w:rPr>
           <w:lang w:val="sw_KE" w:bidi="sw_KE"/>
         </w:rPr>
         <w:t xml:space="preserve"> iliyokuwa </w:t>
       </w:r>
-      <w:hyperlink r:id="rId23">
-        <w:r>
-          <w:rPr>
-            <w:lang w:val="sw_KE" w:bidi="sw_KE"/>
-          </w:rPr>
-          <w:rPr>
-            <w:color w:val="0000EE"/>
-            <w:u w:val="single"/>
-          </w:rPr>
-          <w:t>Yerusalemu</w:t>
-        </w:r>
-      </w:hyperlink>
+      <w:r>
+        <w:rPr>
+          <w:lang w:val="sw_KE" w:bidi="sw_KE"/>
+        </w:rPr>
+        <w:t>Yerusalemu</w:t>
+      </w:r>
       <w:r>
         <w:rPr>
           <w:lang w:val="sw_KE" w:bidi="sw_KE"/>
@@ -626,72 +555,48 @@
         </w:rPr>
         <w:t xml:space="preserve">Wakati mmoja, wakati mume wake Zekaria alikuwa Hekaluni, malaika </w:t>
       </w:r>
-      <w:hyperlink r:id="rId24">
-        <w:r>
-          <w:rPr>
-            <w:lang w:val="sw_KE" w:bidi="sw_KE"/>
-          </w:rPr>
-          <w:rPr>
-            <w:color w:val="0000EE"/>
-            <w:u w:val="single"/>
-          </w:rPr>
-          <w:t>alimtokea</w:t>
-        </w:r>
-      </w:hyperlink>
+      <w:r>
+        <w:rPr>
+          <w:lang w:val="sw_KE" w:bidi="sw_KE"/>
+        </w:rPr>
+        <w:t>alimtokea</w:t>
+      </w:r>
       <w:r>
         <w:rPr>
           <w:lang w:val="sw_KE" w:bidi="sw_KE"/>
         </w:rPr>
         <w:t xml:space="preserve"> Zekaria na kumwambia kwamba mke wake Elizabeti atakuwa na mtoto mvulana. Mwana huyu angekuwa mtumishi wa Mungu kama </w:t>
       </w:r>
-      <w:hyperlink r:id="rId25">
-        <w:r>
-          <w:rPr>
-            <w:lang w:val="sw_KE" w:bidi="sw_KE"/>
-          </w:rPr>
-          <w:rPr>
-            <w:color w:val="0000EE"/>
-            <w:u w:val="single"/>
-          </w:rPr>
-          <w:t>nabii</w:t>
-        </w:r>
-      </w:hyperlink>
+      <w:r>
+        <w:rPr>
+          <w:lang w:val="sw_KE" w:bidi="sw_KE"/>
+        </w:rPr>
+        <w:t>nabii</w:t>
+      </w:r>
       <w:r>
         <w:rPr>
           <w:lang w:val="sw_KE" w:bidi="sw_KE"/>
         </w:rPr>
         <w:t xml:space="preserve"> </w:t>
       </w:r>
-      <w:hyperlink r:id="rId13">
-        <w:r>
-          <w:rPr>
-            <w:lang w:val="sw_KE" w:bidi="sw_KE"/>
-          </w:rPr>
-          <w:rPr>
-            <w:color w:val="0000EE"/>
-            <w:u w:val="single"/>
-          </w:rPr>
-          <w:t>Eliya</w:t>
-        </w:r>
-      </w:hyperlink>
+      <w:r>
+        <w:rPr>
+          <w:lang w:val="sw_KE" w:bidi="sw_KE"/>
+        </w:rPr>
+        <w:t>Eliya</w:t>
+      </w:r>
       <w:r>
         <w:rPr>
           <w:lang w:val="sw_KE" w:bidi="sw_KE"/>
         </w:rPr>
         <w:t xml:space="preserve"> na angewaambia </w:t>
       </w:r>
-      <w:hyperlink r:id="rId14">
-        <w:r>
-          <w:rPr>
-            <w:lang w:val="sw_KE" w:bidi="sw_KE"/>
-          </w:rPr>
-          <w:rPr>
-            <w:color w:val="0000EE"/>
-            <w:u w:val="single"/>
-          </w:rPr>
-          <w:t>watu</w:t>
-        </w:r>
-      </w:hyperlink>
+      <w:r>
+        <w:rPr>
+          <w:lang w:val="sw_KE" w:bidi="sw_KE"/>
+        </w:rPr>
+        <w:t>watu</w:t>
+      </w:r>
       <w:r>
         <w:rPr>
           <w:lang w:val="sw_KE" w:bidi="sw_KE"/>
@@ -700,7 +605,6 @@
       </w:r>
       <w:r>
         <w:rPr>
-          <w:b/>
           <w:lang w:val="sw_KE" w:bidi="sw_KE"/>
         </w:rPr>
         <w:t>Israeli</w:t>
@@ -713,7 +617,6 @@
       </w:r>
       <w:r>
         <w:rPr>
-          <w:b/>
           <w:lang w:val="sw_KE" w:bidi="sw_KE"/>
         </w:rPr>
         <w:t>aliyoambiwa</w:t>
@@ -738,72 +641,48 @@
         </w:rPr>
         <w:t xml:space="preserve">Kwa kweli Elizabeti, akawa mjamzito. Elizabeti alikuwa jamaa wa </w:t>
       </w:r>
-      <w:hyperlink r:id="rId26">
-        <w:r>
-          <w:rPr>
-            <w:lang w:val="sw_KE" w:bidi="sw_KE"/>
-          </w:rPr>
-          <w:rPr>
-            <w:color w:val="0000EE"/>
-            <w:u w:val="single"/>
-          </w:rPr>
-          <w:t>Mariamu</w:t>
-        </w:r>
-      </w:hyperlink>
+      <w:r>
+        <w:rPr>
+          <w:lang w:val="sw_KE" w:bidi="sw_KE"/>
+        </w:rPr>
+        <w:t>Mariamu</w:t>
+      </w:r>
       <w:r>
         <w:rPr>
           <w:lang w:val="sw_KE" w:bidi="sw_KE"/>
         </w:rPr>
         <w:t xml:space="preserve">, ambaye angekuwa mama wa Yesu. Muda mfupi baada ya hii, malaika alimtokea Mariamu na kumwambia kwamba angepata ujauzito ingawa alikuwa bikira. Mwana wake angekuwa mtu muhimu sana, </w:t>
       </w:r>
-      <w:hyperlink r:id="rId27">
-        <w:r>
-          <w:rPr>
-            <w:lang w:val="sw_KE" w:bidi="sw_KE"/>
-          </w:rPr>
-          <w:rPr>
-            <w:color w:val="0000EE"/>
-            <w:u w:val="single"/>
-          </w:rPr>
-          <w:t>mwana wa Mungu</w:t>
-        </w:r>
-      </w:hyperlink>
+      <w:r>
+        <w:rPr>
+          <w:lang w:val="sw_KE" w:bidi="sw_KE"/>
+        </w:rPr>
+        <w:t>mwana wa Mungu</w:t>
+      </w:r>
       <w:r>
         <w:rPr>
           <w:lang w:val="sw_KE" w:bidi="sw_KE"/>
         </w:rPr>
         <w:t xml:space="preserve">, na angetawala kama mfalme milele. Kisha Mariamu alikwenda kumtembelea Elizabeti. Wakati Mariamu alikuja kwa Elizabeti, mtoto mchanga katika tumbo la uzazi la Elizabeti, aliruka kwa furaha, kwa sababu </w:t>
       </w:r>
-      <w:hyperlink r:id="rId28">
-        <w:r>
-          <w:rPr>
-            <w:lang w:val="sw_KE" w:bidi="sw_KE"/>
-          </w:rPr>
-          <w:rPr>
-            <w:color w:val="0000EE"/>
-            <w:u w:val="single"/>
-          </w:rPr>
-          <w:t>Mariamu</w:t>
-        </w:r>
-      </w:hyperlink>
+      <w:r>
+        <w:rPr>
+          <w:lang w:val="sw_KE" w:bidi="sw_KE"/>
+        </w:rPr>
+        <w:t>Mariamu</w:t>
+      </w:r>
       <w:r>
         <w:rPr>
           <w:lang w:val="sw_KE" w:bidi="sw_KE"/>
         </w:rPr>
         <w:t xml:space="preserve"> angekuwa mama wa mfalme na </w:t>
       </w:r>
-      <w:hyperlink r:id="rId29">
-        <w:r>
-          <w:rPr>
-            <w:lang w:val="sw_KE" w:bidi="sw_KE"/>
-          </w:rPr>
-          <w:rPr>
-            <w:color w:val="0000EE"/>
-            <w:u w:val="single"/>
-          </w:rPr>
-          <w:t>Mwokozi</w:t>
-        </w:r>
-      </w:hyperlink>
+      <w:r>
+        <w:rPr>
+          <w:lang w:val="sw_KE" w:bidi="sw_KE"/>
+        </w:rPr>
+        <w:t>Mwokozi</w:t>
+      </w:r>
       <w:r>
         <w:rPr>
           <w:lang w:val="sw_KE" w:bidi="sw_KE"/>
@@ -865,18 +744,12 @@
         </w:rPr>
         <w:t xml:space="preserve"> ni jina ambalo Hagari, katika kitabu cha Mwanzo, anampa Mungu. Jina hili linamaanisha "Mungu ananiona." Hagari alimpa Mungu jina hili kwa sababu Mungu alimsaidia wakati yeye na mwana wake Ishmaeli walikuwa peke yao </w:t>
       </w:r>
-      <w:hyperlink r:id="rId30">
-        <w:r>
-          <w:rPr>
-            <w:lang w:val="sw_KE" w:bidi="sw_KE"/>
-          </w:rPr>
-          <w:rPr>
-            <w:color w:val="0000EE"/>
-            <w:u w:val="single"/>
-          </w:rPr>
-          <w:t>jangwani</w:t>
-        </w:r>
-      </w:hyperlink>
+      <w:r>
+        <w:rPr>
+          <w:lang w:val="sw_KE" w:bidi="sw_KE"/>
+        </w:rPr>
+        <w:t>jangwani</w:t>
+      </w:r>
       <w:r>
         <w:rPr>
           <w:lang w:val="sw_KE" w:bidi="sw_KE"/>
@@ -958,18 +831,12 @@
         </w:rPr>
         <w:t xml:space="preserve"> linamaanisha nini hasa. El-Shaddai ni jina la </w:t>
       </w:r>
-      <w:hyperlink r:id="rId17">
-        <w:r>
-          <w:rPr>
-            <w:lang w:val="sw_KE" w:bidi="sw_KE"/>
-          </w:rPr>
-          <w:rPr>
-            <w:color w:val="0000EE"/>
-            <w:u w:val="single"/>
-          </w:rPr>
-          <w:t>Mungu</w:t>
-        </w:r>
-      </w:hyperlink>
+      <w:r>
+        <w:rPr>
+          <w:lang w:val="sw_KE" w:bidi="sw_KE"/>
+        </w:rPr>
+        <w:t>Mungu</w:t>
+      </w:r>
       <w:r>
         <w:rPr>
           <w:lang w:val="sw_KE" w:bidi="sw_KE"/>
@@ -1045,36 +912,24 @@
         </w:rPr>
         <w:t xml:space="preserve"> ni jina ambalo watu wanatumia kurejelea </w:t>
       </w:r>
-      <w:hyperlink r:id="rId17">
-        <w:r>
-          <w:rPr>
-            <w:lang w:val="sw_KE" w:bidi="sw_KE"/>
-          </w:rPr>
-          <w:rPr>
-            <w:color w:val="0000EE"/>
-            <w:u w:val="single"/>
-          </w:rPr>
-          <w:t>Mungu</w:t>
-        </w:r>
-      </w:hyperlink>
+      <w:r>
+        <w:rPr>
+          <w:lang w:val="sw_KE" w:bidi="sw_KE"/>
+        </w:rPr>
+        <w:t>Mungu</w:t>
+      </w:r>
       <w:r>
         <w:rPr>
           <w:lang w:val="sw_KE" w:bidi="sw_KE"/>
         </w:rPr>
         <w:t xml:space="preserve">. El-Elyoni inamaanisha "Mungu mkuu zaidi." Watu wanapotumia jina hili kwa Mungu, wanakumbushwa kwamba Mungu ndiye mwenye nguvu zaidi ya kiumbe chochote. Jina hili linamaanisha kwamba hakuna mtu ambaye ni muhimu zaidi, au aliye na </w:t>
       </w:r>
-      <w:hyperlink r:id="rId31">
-        <w:r>
-          <w:rPr>
-            <w:lang w:val="sw_KE" w:bidi="sw_KE"/>
-          </w:rPr>
-          <w:rPr>
-            <w:color w:val="0000EE"/>
-            <w:u w:val="single"/>
-          </w:rPr>
-          <w:t>mamlaka zaidi</w:t>
-        </w:r>
-      </w:hyperlink>
+      <w:r>
+        <w:rPr>
+          <w:lang w:val="sw_KE" w:bidi="sw_KE"/>
+        </w:rPr>
+        <w:t>mamlaka zaidi</w:t>
+      </w:r>
       <w:r>
         <w:rPr>
           <w:lang w:val="sw_KE" w:bidi="sw_KE"/>
